--- a/중국어_대화문/9부_docx/9부_05화_부치지_못한_편지.docx
+++ b/중국어_대화문/9부_docx/9부_05화_부치지_못한_편지.docx
@@ -18,7 +18,7 @@
         <w:t>등장인물:</w:t>
       </w:r>
       <w:r>
-        <w:t xml:space="preserve"> 선즈위안 沈知远(52세, 중앙위원회 총서기) / 청시 程曦(36세, 총서기 판공청 주임) / 리위퉁 李雨桐(46세, 총서기 판공실 참모) / 간화이구 甘怀谷(97세, 은퇴한 개혁파 원로 간부, 전화 목소리) / 메이뤄란 梅若兰(89세, 은퇴한 변호사협회 비서장, 전화 목소리)</w:t>
+        <w:t xml:space="preserve"> 선즈위안 沈知远(52세, 중앙위원회 총서기) / 청시 程曦(38세, 총서기 판공청 주임) / 리위퉁 李雨桐(47세, 총서기 판공실 참모) / 간화이구 甘怀谷(98세, 은퇴한 개혁파 원로 간부, 전화 목소리) / 메이뤄란 梅若兰(90세, 은퇴한 변호사협회 비서장, 전화 목소리)</w:t>
       </w:r>
     </w:p>
     <w:p>
@@ -448,7 +448,7 @@
         <w:t>沈知远:</w:t>
       </w:r>
       <w:r>
-        <w:t xml:space="preserve"> 第三十一封，二〇三六年。“苏敏：我听说你在窗口替人抄诉状，抄到半夜。我不知道你的字是不是还那么小。”</w:t>
+        <w:t xml:space="preserve"> 第二十六封，二〇三四年三月。“苏敏：我把空信封留着，今天还是空的。”</w:t>
       </w:r>
     </w:p>
     <w:p>
@@ -459,7 +459,7 @@
         <w:t>沈知远:</w:t>
       </w:r>
       <w:r>
-        <w:t xml:space="preserve"> 第二十六封，二〇三四年三月。“苏敏：我把空信封留着，今天还是空的。”</w:t>
+        <w:t xml:space="preserve"> 第三十一封，二〇三六年。“苏敏：我听说你在窗口替人抄诉状，抄到半夜。我不知道你的字是不是还那么小。”</w:t>
       </w:r>
     </w:p>
     <w:p>
@@ -966,7 +966,7 @@
         <w:t>甘怀谷:</w:t>
       </w:r>
       <w:r>
-        <w:t xml:space="preserve"> 你不答，也行。我九十七了，答案不着急。……秋天，来看我一回。带那只杯子，我想看看缺的是哪一边。</w:t>
+        <w:t xml:space="preserve"> 你不答，也行。我九十八了，答案不着急。……秋天，来看我一回。带那只杯子，我想看看缺的是哪一边。</w:t>
       </w:r>
     </w:p>
     <w:p>
@@ -1088,7 +1088,7 @@
         <w:t>梅若兰:</w:t>
       </w:r>
       <w:r>
-        <w:t xml:space="preserve"> 小苏这个月，看了三十二个人，胃疼，不肯去医院，说等田家的事过去。田老太太搬到煤厂街住下了，卢奶奶让出了一间屋。两个老人晚上谁也不睡，一个听收音机，一个坐着。</w:t>
+        <w:t xml:space="preserve"> 小苏这个月，看了三十二个人，胃疼，不肯去医院，说等田家的事过去。田老太太搬到槐荫街住下了，卢奶奶让出了一间屋。两个老人晚上谁也不睡，一个听收音机，一个坐着。</w:t>
       </w:r>
     </w:p>
     <w:p>
@@ -1110,7 +1110,7 @@
         <w:t>梅若兰:</w:t>
       </w:r>
       <w:r>
-        <w:t xml:space="preserve"> 煤厂街那间屋，我昨天去过。桌上有一只搪瓷缸，缸口朝外，水是新倒的；窗台上放着田卫东小时候修自行车的一把旧扳手，老太太带来的，说是儿子最早买的工具。小苏没有收，也没有让她拿走，就放在窗台上。</w:t>
+        <w:t xml:space="preserve"> 槐荫街那间屋，我昨天去过。桌上有一只搪瓷缸，缸口朝外，水是新倒的；窗台上放着田卫东小时候修自行车的一把旧扳手，老太太带来的，说是儿子最早买的工具。小苏没有收，也没有让她拿走，就放在窗台上。</w:t>
       </w:r>
     </w:p>
     <w:p>
@@ -1326,7 +1326,7 @@
         <w:t>沈知远:</w:t>
       </w:r>
       <w:r>
-        <w:t xml:space="preserve"> 〇一一八号，没有申请，就没有决定；没有决定，就没有名字。这是我签的办法。</w:t>
+        <w:t xml:space="preserve"> 〇一一八号，没有申请，就没有决定；没有决定，就没有名字。这是我回避时通过的办法。</w:t>
       </w:r>
     </w:p>
     <w:p>
@@ -1450,7 +1450,7 @@
     </w:p>
     <w:p>
       <w:r>
-        <w:t>(他看着自己的字迹，一直看到那些字模糊成一片。他想起两年半前，自己在政治局会议上读的那句“不请求延长，也不接受延长”，那一句，他不敢多加一个字；而这一页，他加了七十个字，一个字也没有犹豫。)</w:t>
+        <w:t>(他看着自己的字迹，一直看到那些字模糊成一片。他想起一年半前，自己在政治局会议上读的那句“不请求延长，也不接受延长”，那一句，他不敢多加一个字；而这一页，他加了七十个字，一个字也没有犹豫。)</w:t>
       </w:r>
     </w:p>
     <w:p>
@@ -1690,7 +1690,7 @@
         <w:t>程曦:</w:t>
       </w:r>
       <w:r>
-        <w:t xml:space="preserve"> 总书记，别绕弯子。您想问的，不是认罪那一栏。</w:t>
+        <w:t xml:space="preserve"> 总书记，别转弯抹角。您想问的，不是认罪那一栏。</w:t>
       </w:r>
     </w:p>
     <w:p>
@@ -2015,7 +2015,7 @@
     </w:p>
     <w:p>
       <w:r>
-        <w:t>«绕弯子» — 한국어 해설: "빙빙 돌려 말하다". 본론을 피하고 에둘러 이야기한다는 구어. 청시가 선즈위안에게 진짜 묻고 싶은 것을 말하라고 하며, 장면 8.</w:t>
+        <w:t>«转弯抹角» — 한국어 해설: "모퉁이를 돌고 또 돌다". 본론을 피하고 빙빙 돌려 말한다는 성어. 청시가 선즈위안에게 진짜 묻고 싶은 것을 말하라고 하며, 장면 8.</w:t>
       </w:r>
     </w:p>
     <w:p>
